--- a/content/blog/srednyaya-zarplata-v-kitae.DZEN.docx
+++ b/content/blog/srednyaya-zarplata-v-kitae.DZEN.docx
@@ -310,7 +310,7 @@
           <w:sz w:val="22"/>
           <w:szCs w:val="22"/>
         </w:rPr>
-        <w:t xml:space="preserve">Начну с общей цифры (зарплату китайцы называют 工资, gōngzī). По официальным данным за 2024 год, в крупных и государственных компаниях средняя зарплата — около 124 тысяч юаней в год, то есть примерно 10 300 юаней в месяц. В частных компаниях заметно меньше — обычно 6–7 тысяч юаней в месяц.</w:t>
+        <w:t xml:space="preserve">Начну с общей цифры (зарплату китайцы называют 工资, gōngzī). По официальным данным за 2025 год, в крупных и государственных компаниях средняя зарплата — около 129 тысяч юаней в год, то есть примерно 10 800 юаней в месяц. В частных компаниях заметно меньше — обычно 6–7 тысяч юаней в месяц.</w:t>
       </w:r>
     </w:p>
     <w:p>
@@ -364,7 +364,7 @@
           <w:sz w:val="22"/>
           <w:szCs w:val="22"/>
         </w:rPr>
-        <w:t xml:space="preserve">Разница между городами в Китае огромная. В Пекине и Шанхае средняя зарплата — выше 16 500 юаней в месяц, рядом идёт Шэньчжэнь с его технологиями. А в небольших городах внутренних провинций — в разы меньше.</w:t>
+        <w:t xml:space="preserve">Разница между городами в Китае огромная. В Пекине и Шанхае средняя зарплата — около 17 тысяч юаней в месяц, рядом идёт Шэньчжэнь с его технологиями. А в небольших городах внутренних провинций — в разы меньше.</w:t>
       </w:r>
     </w:p>
     <w:p>
@@ -431,7 +431,7 @@
           <w:sz w:val="22"/>
           <w:szCs w:val="22"/>
         </w:rPr>
-        <w:t xml:space="preserve">Больше всего платят в IT и разработке — в среднем около 20 тысяч юаней в месяц. Следом финансы — порядка 17 тысяч. Промышленность — около 9 тысяч. А в сфере услуг, кафе и гостиницах — примерно 5 тысяч.</w:t>
+        <w:t xml:space="preserve">Больше всего платят в IT и разработке — в среднем около 22 тысяч юаней в месяц. Следом финансы — порядка 18 тысяч. Промышленность — около 10 тысяч. А в сфере услуг, кафе и гостиницах — примерно 5 тысяч.</w:t>
       </w:r>
     </w:p>
     <w:p>
@@ -492,7 +492,7 @@
           <w:sz w:val="16"/>
           <w:szCs w:val="16"/>
         </w:rPr>
-        <w:t xml:space="preserve">▲ зарплата по отраслям и городам (данные за 2024)</w:t>
+        <w:t xml:space="preserve">▲ зарплата по отраслям и городам (данные за 2025)</w:t>
       </w:r>
     </w:p>
     <w:p>
@@ -546,7 +546,7 @@
           <w:sz w:val="22"/>
           <w:szCs w:val="22"/>
         </w:rPr>
-        <w:t xml:space="preserve">Для наглядности переведём. 10 тысяч юаней — это примерно 110–130 тысяч рублей по грубому курсу. Но курс всё время меняется, так что считайте эту цифру ориентиром, а не точным значением.</w:t>
+        <w:t xml:space="preserve">Для наглядности переведём. 10–11 тысяч юаней — это примерно 120–140 тысяч рублей по грубому курсу. Но курс всё время меняется, так что считайте эту цифру ориентиром, а не точным значением.</w:t>
       </w:r>
     </w:p>
     <w:p>
